--- a/tradecorp/rapport-brief-tradecorp.docx
+++ b/tradecorp/rapport-brief-tradecorp.docx
@@ -59,475 +59,858 @@
       </w:r>
     </w:p>
     <w:p>
-      <w:r>
-        <w:t>=======================================================================</w:t>
-      </w:r>
-    </w:p>
-    <w:p>
-      <w:pPr>
-        <w:rPr>
-          <w:color w:val="8496B0" w:themeColor="text2" w:themeTint="99"/>
+      <w:pPr>
+        <w:pStyle w:val="Titre2"/>
+      </w:pPr>
+      <w:r>
+        <w:rPr>
+          <w:highlight w:val="white"/>
+        </w:rPr>
+        <w:t>C1. Développer un dispositif de veille</w:t>
+      </w:r>
+    </w:p>
+    <w:p>
+      <w:r>
+        <w:t>Recherche d’informations sur les éléments suivants :</w:t>
+      </w:r>
+    </w:p>
+    <w:p>
+      <w:pPr>
+        <w:pStyle w:val="Paragraphedeliste"/>
+        <w:numPr>
+          <w:ilvl w:val="0"/>
+          <w:numId w:val="1"/>
+        </w:numPr>
+      </w:pPr>
+      <w:r>
+        <w:t>Spark : principes de fonctionnement</w:t>
+      </w:r>
+      <w:r>
+        <w:t> : a fait l’objet d’une présentation (</w:t>
+      </w:r>
+      <w:proofErr w:type="spellStart"/>
+      <w:r>
+        <w:t>pdf</w:t>
+      </w:r>
+      <w:proofErr w:type="spellEnd"/>
+      <w:r>
+        <w:t xml:space="preserve"> associé au projet)</w:t>
+      </w:r>
+    </w:p>
+    <w:p>
+      <w:pPr>
+        <w:pStyle w:val="Paragraphedeliste"/>
+        <w:numPr>
+          <w:ilvl w:val="0"/>
+          <w:numId w:val="1"/>
+        </w:numPr>
+      </w:pPr>
+      <w:r>
+        <w:t xml:space="preserve">Connexion Spark - </w:t>
+      </w:r>
+      <w:proofErr w:type="spellStart"/>
+      <w:r>
+        <w:t>Postgres</w:t>
+      </w:r>
+      <w:proofErr w:type="spellEnd"/>
+    </w:p>
+    <w:p>
+      <w:pPr>
+        <w:pStyle w:val="Paragraphedeliste"/>
+        <w:numPr>
+          <w:ilvl w:val="0"/>
+          <w:numId w:val="1"/>
+        </w:numPr>
+      </w:pPr>
+      <w:r>
+        <w:t>Stockage de données via Azure</w:t>
+      </w:r>
+    </w:p>
+    <w:p>
+      <w:r>
+        <w:t>Sources d’informations :</w:t>
+      </w:r>
+    </w:p>
+    <w:p>
+      <w:pPr>
+        <w:pStyle w:val="Paragraphedeliste"/>
+        <w:numPr>
+          <w:ilvl w:val="0"/>
+          <w:numId w:val="2"/>
+        </w:numPr>
+      </w:pPr>
+      <w:hyperlink r:id="rId7" w:history="1">
+        <w:r>
+          <w:rPr>
+            <w:rStyle w:val="Lienhypertexte"/>
+          </w:rPr>
+          <w:t xml:space="preserve">Comprendre </w:t>
+        </w:r>
+        <w:proofErr w:type="spellStart"/>
+        <w:r>
+          <w:rPr>
+            <w:rStyle w:val="Lienhypertexte"/>
+          </w:rPr>
+          <w:t>spark</w:t>
+        </w:r>
+        <w:proofErr w:type="spellEnd"/>
+        <w:r>
+          <w:rPr>
+            <w:rStyle w:val="Lienhypertexte"/>
+          </w:rPr>
+          <w:t xml:space="preserve"> vs Hadoop</w:t>
+        </w:r>
+      </w:hyperlink>
+    </w:p>
+    <w:p>
+      <w:pPr>
+        <w:pStyle w:val="Paragraphedeliste"/>
+        <w:numPr>
+          <w:ilvl w:val="0"/>
+          <w:numId w:val="2"/>
+        </w:numPr>
+      </w:pPr>
+      <w:hyperlink r:id="rId8" w:history="1">
+        <w:r>
+          <w:rPr>
+            <w:rStyle w:val="Lienhypertexte"/>
+          </w:rPr>
+          <w:t xml:space="preserve">Comprendre </w:t>
+        </w:r>
+        <w:proofErr w:type="gramStart"/>
+        <w:r>
+          <w:rPr>
+            <w:rStyle w:val="Lienhypertexte"/>
+          </w:rPr>
+          <w:t>qu'est-ce qu'Apache</w:t>
+        </w:r>
+        <w:proofErr w:type="gramEnd"/>
+        <w:r>
+          <w:rPr>
+            <w:rStyle w:val="Lienhypertexte"/>
+          </w:rPr>
+          <w:t xml:space="preserve"> </w:t>
+        </w:r>
+        <w:proofErr w:type="gramStart"/>
+        <w:r>
+          <w:rPr>
+            <w:rStyle w:val="Lienhypertexte"/>
+          </w:rPr>
+          <w:t>Spark?</w:t>
+        </w:r>
+        <w:proofErr w:type="gramEnd"/>
+      </w:hyperlink>
+    </w:p>
+    <w:p>
+      <w:pPr>
+        <w:pStyle w:val="Paragraphedeliste"/>
+        <w:numPr>
+          <w:ilvl w:val="0"/>
+          <w:numId w:val="2"/>
+        </w:numPr>
+      </w:pPr>
+      <w:hyperlink r:id="rId9" w:history="1">
+        <w:r>
+          <w:rPr>
+            <w:rStyle w:val="Lienhypertexte"/>
+          </w:rPr>
+          <w:t>Comprendre architecture de Spark</w:t>
+        </w:r>
+      </w:hyperlink>
+    </w:p>
+    <w:p>
+      <w:pPr>
+        <w:pStyle w:val="Paragraphedeliste"/>
+        <w:numPr>
+          <w:ilvl w:val="0"/>
+          <w:numId w:val="2"/>
+        </w:numPr>
+      </w:pPr>
+      <w:hyperlink r:id="rId10" w:history="1">
+        <w:proofErr w:type="spellStart"/>
+        <w:r>
+          <w:rPr>
+            <w:rStyle w:val="Lienhypertexte"/>
+          </w:rPr>
+          <w:t>Connect</w:t>
+        </w:r>
+        <w:proofErr w:type="spellEnd"/>
+        <w:r>
+          <w:rPr>
+            <w:rStyle w:val="Lienhypertexte"/>
+          </w:rPr>
+          <w:t xml:space="preserve"> to PostgreSQL </w:t>
+        </w:r>
+        <w:proofErr w:type="spellStart"/>
+        <w:r>
+          <w:rPr>
+            <w:rStyle w:val="Lienhypertexte"/>
+          </w:rPr>
+          <w:t>with</w:t>
+        </w:r>
+        <w:proofErr w:type="spellEnd"/>
+        <w:r>
+          <w:rPr>
+            <w:rStyle w:val="Lienhypertexte"/>
+          </w:rPr>
+          <w:t xml:space="preserve"> </w:t>
+        </w:r>
+        <w:proofErr w:type="spellStart"/>
+        <w:proofErr w:type="gramStart"/>
+        <w:r>
+          <w:rPr>
+            <w:rStyle w:val="Lienhypertexte"/>
+          </w:rPr>
+          <w:t>PySpark</w:t>
+        </w:r>
+        <w:proofErr w:type="spellEnd"/>
+        <w:r>
+          <w:rPr>
+            <w:rStyle w:val="Lienhypertexte"/>
+          </w:rPr>
+          <w:t>:</w:t>
+        </w:r>
+        <w:proofErr w:type="gramEnd"/>
+        <w:r>
+          <w:rPr>
+            <w:rStyle w:val="Lienhypertexte"/>
+          </w:rPr>
+          <w:t xml:space="preserve"> JDBC Tutorial | Clynt - Data Engineering, DevOps &amp; Cloud </w:t>
+        </w:r>
+        <w:proofErr w:type="spellStart"/>
+        <w:r>
+          <w:rPr>
+            <w:rStyle w:val="Lienhypertexte"/>
+          </w:rPr>
+          <w:t>Tutorials</w:t>
+        </w:r>
+        <w:proofErr w:type="spellEnd"/>
+      </w:hyperlink>
+    </w:p>
+    <w:p>
+      <w:pPr>
+        <w:rPr>
           <w:u w:val="single"/>
         </w:rPr>
       </w:pPr>
       <w:r>
         <w:rPr>
-          <w:rFonts w:ascii="Arial" w:eastAsia="Arial" w:hAnsi="Arial" w:cs="Arial"/>
-          <w:color w:val="8496B0" w:themeColor="text2" w:themeTint="99"/>
-          <w:sz w:val="21"/>
+          <w:u w:val="single"/>
+        </w:rPr>
+        <w:t xml:space="preserve">Evaluation : </w:t>
+      </w:r>
+    </w:p>
+    <w:p>
+      <w:r>
+        <w:t>- Le process de veille détaille clairement les étapes de collecte, d’exploitation, diffusion et conservation de l’information.</w:t>
+      </w:r>
+    </w:p>
+    <w:p>
+      <w:r>
+        <w:t>- Les sources d’information (stratégique, concurrentielle, règlementaire, sectorielle, …) permettent de recueillir des informations alimentant le diagnostic stratégique de l’entreprise.</w:t>
+      </w:r>
+    </w:p>
+    <w:p>
+      <w:pPr>
+        <w:pStyle w:val="Titre2"/>
+      </w:pPr>
+      <w:r>
+        <w:rPr>
           <w:highlight w:val="white"/>
+        </w:rPr>
+        <w:t>C3. Identifier les attentes et besoins utilisateurs et contraintes du client final et de la DSI2</w:t>
+      </w:r>
+    </w:p>
+    <w:p>
+      <w:r>
+        <w:t>Les besoins et les contraintes sont exprimées dans l’énoncé du brief (</w:t>
+      </w:r>
+      <w:proofErr w:type="spellStart"/>
+      <w:r>
+        <w:fldChar w:fldCharType="begin"/>
+      </w:r>
+      <w:r>
+        <w:instrText>HYPERLINK "https://simplonline.co/classrooms/66f91ea5-346d-4e40-bc2d-4d7edb6372b0/briefs/3ca063d7-954b-4f60-9560-cbc6836edc18"</w:instrText>
+      </w:r>
+      <w:r>
+        <w:fldChar w:fldCharType="separate"/>
+      </w:r>
+      <w:r>
+        <w:rPr>
+          <w:rStyle w:val="Lienhypertexte"/>
+        </w:rPr>
+        <w:t>Simplonline</w:t>
+      </w:r>
+      <w:proofErr w:type="spellEnd"/>
+      <w:r>
+        <w:rPr>
+          <w:rStyle w:val="Lienhypertexte"/>
+        </w:rPr>
+        <w:t xml:space="preserve"> - Brief</w:t>
+      </w:r>
+      <w:r>
+        <w:fldChar w:fldCharType="end"/>
+      </w:r>
+      <w:r>
+        <w:t>), notamment avec les choix technologiques suivants :</w:t>
+      </w:r>
+    </w:p>
+    <w:p>
+      <w:pPr>
+        <w:pStyle w:val="Paragraphedeliste"/>
+        <w:numPr>
+          <w:ilvl w:val="0"/>
+          <w:numId w:val="3"/>
+        </w:numPr>
+      </w:pPr>
+      <w:r>
+        <w:t>Conteneurisation sous Docker</w:t>
+      </w:r>
+    </w:p>
+    <w:p>
+      <w:pPr>
+        <w:pStyle w:val="Paragraphedeliste"/>
+        <w:numPr>
+          <w:ilvl w:val="0"/>
+          <w:numId w:val="3"/>
+        </w:numPr>
+      </w:pPr>
+      <w:r>
+        <w:t>Centralisation des données dans un Data Lake Azure</w:t>
+      </w:r>
+    </w:p>
+    <w:p>
+      <w:pPr>
+        <w:pStyle w:val="Paragraphedeliste"/>
+        <w:numPr>
+          <w:ilvl w:val="0"/>
+          <w:numId w:val="3"/>
+        </w:numPr>
+      </w:pPr>
+      <w:r>
+        <w:t>Enrichissement des données via une API</w:t>
+      </w:r>
+    </w:p>
+    <w:p>
+      <w:pPr>
+        <w:pStyle w:val="Paragraphedeliste"/>
+        <w:numPr>
+          <w:ilvl w:val="0"/>
+          <w:numId w:val="3"/>
+        </w:numPr>
+      </w:pPr>
+      <w:r>
+        <w:t>Transformations avec Apache Spark</w:t>
+      </w:r>
+    </w:p>
+    <w:p>
+      <w:pPr>
+        <w:pStyle w:val="Paragraphedeliste"/>
+        <w:numPr>
+          <w:ilvl w:val="0"/>
+          <w:numId w:val="3"/>
+        </w:numPr>
+      </w:pPr>
+      <w:r>
+        <w:t>Sécurisation des secrets via Azure Key Vault</w:t>
+      </w:r>
+    </w:p>
+    <w:p>
+      <w:pPr>
+        <w:pStyle w:val="Paragraphedeliste"/>
+        <w:numPr>
+          <w:ilvl w:val="0"/>
+          <w:numId w:val="3"/>
+        </w:numPr>
+      </w:pPr>
+      <w:r>
+        <w:t xml:space="preserve">Automatisation complète avec </w:t>
+      </w:r>
+      <w:r>
+        <w:t xml:space="preserve">Apache </w:t>
+      </w:r>
+      <w:proofErr w:type="spellStart"/>
+      <w:r>
+        <w:t>Airflow</w:t>
+      </w:r>
+      <w:proofErr w:type="spellEnd"/>
+      <w:r>
+        <w:t xml:space="preserve"> (associé à </w:t>
+      </w:r>
+      <w:proofErr w:type="spellStart"/>
+      <w:r>
+        <w:t>Postgres</w:t>
+      </w:r>
+      <w:proofErr w:type="spellEnd"/>
+      <w:r>
+        <w:t>)</w:t>
+      </w:r>
+    </w:p>
+    <w:p>
+      <w:proofErr w:type="gramStart"/>
+      <w:r>
+        <w:t>et</w:t>
+      </w:r>
+      <w:proofErr w:type="gramEnd"/>
+      <w:r>
+        <w:t xml:space="preserve"> les attentes suivantes en termes de gestion de projet :</w:t>
+      </w:r>
+    </w:p>
+    <w:p>
+      <w:pPr>
+        <w:pStyle w:val="Paragraphedeliste"/>
+        <w:numPr>
+          <w:ilvl w:val="0"/>
+          <w:numId w:val="4"/>
+        </w:numPr>
+      </w:pPr>
+      <w:r>
+        <w:t>Mise en place d’un Kanban</w:t>
+      </w:r>
+    </w:p>
+    <w:p>
+      <w:pPr>
+        <w:pStyle w:val="Paragraphedeliste"/>
+        <w:numPr>
+          <w:ilvl w:val="0"/>
+          <w:numId w:val="4"/>
+        </w:numPr>
+      </w:pPr>
+      <w:r>
+        <w:t xml:space="preserve">Gestion des développements sous </w:t>
+      </w:r>
+      <w:proofErr w:type="spellStart"/>
+      <w:r>
+        <w:t>Github</w:t>
+      </w:r>
+      <w:proofErr w:type="spellEnd"/>
+    </w:p>
+    <w:p>
+      <w:pPr>
+        <w:pStyle w:val="Paragraphedeliste"/>
+        <w:numPr>
+          <w:ilvl w:val="0"/>
+          <w:numId w:val="4"/>
+        </w:numPr>
+      </w:pPr>
+      <w:r>
+        <w:t>Présente note de cadrage</w:t>
+      </w:r>
+    </w:p>
+    <w:p>
+      <w:pPr>
+        <w:pStyle w:val="Paragraphedeliste"/>
+        <w:numPr>
+          <w:ilvl w:val="0"/>
+          <w:numId w:val="4"/>
+        </w:numPr>
+      </w:pPr>
+      <w:r>
+        <w:t xml:space="preserve">Estimations via Azure Pricing </w:t>
+      </w:r>
+      <w:proofErr w:type="spellStart"/>
+      <w:r>
+        <w:t>Calculator</w:t>
+      </w:r>
+      <w:proofErr w:type="spellEnd"/>
+    </w:p>
+    <w:p>
+      <w:pPr>
+        <w:pStyle w:val="Paragraphedeliste"/>
+        <w:numPr>
+          <w:ilvl w:val="0"/>
+          <w:numId w:val="4"/>
+        </w:numPr>
+      </w:pPr>
+      <w:r>
+        <w:lastRenderedPageBreak/>
+        <w:t>Présentation au Comité de Direction</w:t>
+      </w:r>
+    </w:p>
+    <w:p>
+      <w:pPr>
+        <w:rPr>
           <w:u w:val="single"/>
         </w:rPr>
-        <w:t>C1. Développer un dispositif de veille</w:t>
-      </w:r>
-    </w:p>
-    <w:p/>
-    <w:p/>
-    <w:p/>
-    <w:p/>
-    <w:p/>
-    <w:p/>
-    <w:p/>
-    <w:p/>
-    <w:p>
-      <w:pPr>
+      </w:pPr>
+      <w:r>
         <w:rPr>
           <w:u w:val="single"/>
         </w:rPr>
-      </w:pPr>
-      <w:r>
+        <w:t>Evaluation</w:t>
+      </w:r>
+    </w:p>
+    <w:p>
+      <w:r>
+        <w:t>- La demande est clarifiée au travers de formulations justes faisant ressortir les attentes et contraintes du client. - Les processus métier et exigences clients sont formalisées. - Les situations de handicap dans lesquelles les utilisateurs pourraient se retrouver sont recherchées et considérées</w:t>
+      </w:r>
+    </w:p>
+    <w:p>
+      <w:pPr>
+        <w:pStyle w:val="Titre2"/>
+      </w:pPr>
+      <w:r>
+        <w:rPr>
+          <w:highlight w:val="white"/>
+        </w:rPr>
+        <w:t>C5. Diagnostiquer la problématique, via une étude contextualisée de l’environnement interne et externe du client</w:t>
+      </w:r>
+    </w:p>
+    <w:p>
+      <w:pPr>
+        <w:jc w:val="both"/>
+      </w:pPr>
+      <w:r>
+        <w:t xml:space="preserve">La problématique est décrite dans l’énoncé du brief : données commerciales sous forme de fichiers CSV bruts retraités manuellement chaque matin (à 3h !) sans automatisation ni traçabilité. </w:t>
+      </w:r>
+    </w:p>
+    <w:p>
+      <w:r>
+        <w:t>Actions manuelles : sources d’erreurs (et de fatigue !), reproductibilité non assurée, processus non industrialisé, contrôles non garantis.</w:t>
+      </w:r>
+    </w:p>
+    <w:p>
+      <w:pPr>
+        <w:jc w:val="both"/>
+      </w:pPr>
+      <w:r>
+        <w:t xml:space="preserve">La mise en place d’un pipeline de traitement et d’une gestion de stockage des données pourra très facilement améliorer la situation, </w:t>
+      </w:r>
+      <w:r>
+        <w:t>et permettre une adaptation aisée à l’augmentation probable des données commerciales. Des solutions peu onéreuses peuvent déjà y répondre. L’enjeu se situe plutôt au niveau de la maintenance à organiser autour de ce système, mais cet effort sera sans aucun doute bien moindre que les actions manuelles actuelles.</w:t>
+      </w:r>
+    </w:p>
+    <w:p>
+      <w:pPr>
         <w:rPr>
           <w:u w:val="single"/>
         </w:rPr>
-        <w:t xml:space="preserve">Evaluation : </w:t>
-      </w:r>
-    </w:p>
-    <w:p>
-      <w:r>
-        <w:t>- Le process de veille détaille clairement les étapes de collecte, d’exploitation, diffusion et conservation de l’information.</w:t>
-      </w:r>
-    </w:p>
-    <w:p>
-      <w:r>
-        <w:t xml:space="preserve">- Les sources d’information (stratégique, concurrentielle, règlementaire, sectorielle, …) permettent de recueillir des informations alimentant le diagnostic stratégique de </w:t>
+      </w:pPr>
+      <w:r>
+        <w:rPr>
+          <w:u w:val="single"/>
+        </w:rPr>
+        <w:t xml:space="preserve">Évaluation : </w:t>
+      </w:r>
+    </w:p>
+    <w:p>
+      <w:r>
+        <w:t>- Le diagnostic met en relation des éléments liés à son environnement interne et externe et permet de délimiter nettement une problématique ainsi qu’un niveau de solution à apporter. - Les contraintes opérationnelles, telles que la scalabilité, la performance et la sécurité, sont prises en compte dans l'analyse.</w:t>
+      </w:r>
+    </w:p>
+    <w:p>
+      <w:r>
+        <w:t>- Les opportunités dégagées répondent spécifiquement au contexte du client. Elles sont à la fois ambitieuses et atteignables (cela peut inclure l'adoption de nouvelles technologies, l'optimisation des processus, ou la réorganisation de l'architecture pour mieux répondre aux besoins stratégiques).</w:t>
+      </w:r>
+    </w:p>
+    <w:p>
+      <w:r>
+        <w:t>- Les obstacles et contraintes sont estimés dans leurs dimensions techniques et organisationnelles.</w:t>
+      </w:r>
+    </w:p>
+    <w:p>
+      <w:pPr>
+        <w:pStyle w:val="Titre2"/>
+      </w:pPr>
+      <w:r>
+        <w:rPr>
+          <w:highlight w:val="white"/>
+        </w:rPr>
+        <w:t>C6. Définir une stratégie data et/ou IA et un plan d’action adaptés aux enjeux du client</w:t>
+      </w:r>
+    </w:p>
+    <w:p>
+      <w:pPr>
+        <w:jc w:val="both"/>
+      </w:pPr>
+      <w:r>
+        <w:t xml:space="preserve">L’attente du client </w:t>
+      </w:r>
+      <w:r>
+        <w:t>est d’avoir une solution fiable facile à contrôler et à maintenir, et capable de s’adapter facilement aux évolutions du contexte : variations de l’activité commerciale, changements de structure du système d’information, évolutions des besoins des analystes.</w:t>
+      </w:r>
+    </w:p>
+    <w:p>
+      <w:pPr>
+        <w:jc w:val="both"/>
+      </w:pPr>
+      <w:r>
+        <w:t xml:space="preserve">Cette </w:t>
+      </w:r>
+      <w:r>
+        <w:t xml:space="preserve">solution ne doit donc pas dépendre </w:t>
+      </w:r>
+      <w:r>
+        <w:t>d’un contexte</w:t>
+      </w:r>
+      <w:r>
+        <w:t xml:space="preserve"> précis dans l’architecture SI</w:t>
+      </w:r>
+      <w:r>
+        <w:t>, ne doit pas trop limiter le volume de données à traiter, et doit permettre le changement facile des traitements pour répondre à de nouveaux besoins métiers.</w:t>
+      </w:r>
+    </w:p>
+    <w:p>
+      <w:pPr>
+        <w:jc w:val="both"/>
+      </w:pPr>
+      <w:r>
+        <w:t xml:space="preserve">La conteneurisation via Docker répond à ce premier enjeu, l’utilisation de Spark </w:t>
       </w:r>
       <w:proofErr w:type="gramStart"/>
       <w:r>
-        <w:t>l’entreprise.——</w:t>
+        <w:t>de par</w:t>
       </w:r>
       <w:proofErr w:type="gramEnd"/>
       <w:r>
-        <w:t>——————————————————————————————————————-</w:t>
-      </w:r>
-    </w:p>
-    <w:p>
-      <w:pPr>
-        <w:pStyle w:val="Titre3"/>
-        <w:rPr>
-          <w:color w:val="8496B0" w:themeColor="text2" w:themeTint="99"/>
+        <w:t xml:space="preserve"> sa scalabilité répond au second, et la modularité des traitements associé</w:t>
+      </w:r>
+      <w:r>
+        <w:t>e</w:t>
+      </w:r>
+      <w:r>
+        <w:t xml:space="preserve"> à une documentation adéquate répond au troisième.</w:t>
+      </w:r>
+    </w:p>
+    <w:p>
+      <w:pPr>
+        <w:jc w:val="both"/>
+      </w:pPr>
+      <w:r>
+        <w:lastRenderedPageBreak/>
+        <w:t xml:space="preserve">Les autres choix technologiques évoqués ci-avant (Azure, </w:t>
+      </w:r>
+      <w:proofErr w:type="spellStart"/>
+      <w:r>
+        <w:t>AirFlow</w:t>
+      </w:r>
+      <w:proofErr w:type="spellEnd"/>
+      <w:r>
+        <w:t xml:space="preserve">) contribuent à la fiabilisation </w:t>
+      </w:r>
+      <w:r>
+        <w:t xml:space="preserve">et à la sécurisation </w:t>
+      </w:r>
+      <w:r>
+        <w:t>de la solution.</w:t>
+      </w:r>
+    </w:p>
+    <w:p>
+      <w:pPr>
+        <w:rPr>
           <w:u w:val="single"/>
         </w:rPr>
       </w:pPr>
       <w:r>
         <w:rPr>
-          <w:color w:val="8496B0" w:themeColor="text2" w:themeTint="99"/>
-          <w:sz w:val="21"/>
+          <w:u w:val="single"/>
+        </w:rPr>
+        <w:t>Evaluation</w:t>
+      </w:r>
+    </w:p>
+    <w:p>
+      <w:pPr>
+        <w:rPr>
+          <w:color w:val="000000" w:themeColor="text1"/>
+        </w:rPr>
+      </w:pPr>
+      <w:r>
+        <w:rPr>
+          <w:color w:val="000000" w:themeColor="text1"/>
+        </w:rPr>
+        <w:t>- La stratégie de sécurisation de l'architecture des données est alignée sur la stratégie générale de l'entreprise ainsi que sur les besoins spécifiques des utilisateurs d'assurer que les structures de données et les modèles de données soutiennent efficacement les objectifs business et opérationnels. Une stratégie spécifique pour l'intégration de l'intelligence artificielle dans l'architecture des systèmes d'information est élaborée. Elle vise à maximiser l'exploitation des données pour générer des insights précis</w:t>
+      </w:r>
+    </w:p>
+    <w:p>
+      <w:pPr>
+        <w:rPr>
+          <w:color w:val="000000" w:themeColor="text1"/>
+        </w:rPr>
+      </w:pPr>
+      <w:proofErr w:type="gramStart"/>
+      <w:r>
+        <w:rPr>
+          <w:color w:val="000000" w:themeColor="text1"/>
+        </w:rPr>
+        <w:t>.-</w:t>
+      </w:r>
+      <w:proofErr w:type="gramEnd"/>
+      <w:r>
+        <w:rPr>
+          <w:color w:val="000000" w:themeColor="text1"/>
+        </w:rPr>
+        <w:t xml:space="preserve"> Les interventions sur l'architecture des données sont hiérarchisées, en utilisant une approche fondée sur une évaluation rigoureuse des risques associés aux différentes composantes des systèmes d'information. - Le plan d’actions est conçu pour être robuste et précis, tout en étant suffisamment flexible pour s'adapter aux changements dans l'environnement technologique et opérationnel de l'organisation. Ce plan doit intégrer des mesures préventives et correctives pour renforcer la sécurité des données. - Les objectifs de sécurité des données - intégrité, disponibilité et confidentialité - sont définis en tenant compte du cadre réglementaire applicable et des besoins précis du client pour que l'architecture de données soit conforme et sécurisée. - Les solutions de mitigation sont mises en </w:t>
+      </w:r>
+      <w:r>
+        <w:rPr>
+          <w:color w:val="000000" w:themeColor="text1"/>
+        </w:rPr>
+        <w:t>œuvre</w:t>
+      </w:r>
+      <w:r>
+        <w:rPr>
+          <w:color w:val="000000" w:themeColor="text1"/>
+        </w:rPr>
+        <w:t xml:space="preserve"> en collaboration avec les équipes IT et de sécurité, en respectant les délais et les budgets prévus. - Les recommandations fournies permettent aux équipes opérationnelles de se positionner par rapport aux niveaux de service attendus en termes de disponibilité, intégrité et confidentialité des systèmes d'information, avec une attention particulière sur l'architecture des données et son évolution.</w:t>
+      </w:r>
+    </w:p>
+    <w:p>
+      <w:pPr>
+        <w:pStyle w:val="Titre2"/>
+      </w:pPr>
+      <w:r>
+        <w:rPr>
           <w:highlight w:val="white"/>
-          <w:u w:val="single"/>
-        </w:rPr>
-        <w:t>C3. Identifier les attentes et besoins utilisateurs et contraintes du client final et de la DSI2</w:t>
-      </w:r>
-    </w:p>
-    <w:p/>
-    <w:p/>
-    <w:p/>
-    <w:p/>
-    <w:p/>
-    <w:p>
-      <w:pPr>
-        <w:rPr>
-          <w:u w:val="single"/>
-        </w:rPr>
-      </w:pPr>
-      <w:r>
-        <w:rPr>
-          <w:u w:val="single"/>
-        </w:rPr>
-        <w:t>Evaluation</w:t>
-      </w:r>
-    </w:p>
-    <w:p>
-      <w:r>
-        <w:t>- La demande est clarifiée au travers de formulations justes faisant ressortir les attentes et contraintes du client. - Les processus métier et exigences clients sont formalisées. - Les situations de handicap dans lesquelles les utilisateurs pourraient se retrouver sont recherchées et considérées</w:t>
-      </w:r>
-    </w:p>
-    <w:p>
-      <w:pPr>
-        <w:pStyle w:val="Titre3"/>
-        <w:rPr>
-          <w:color w:val="8496B0" w:themeColor="text2" w:themeTint="99"/>
-        </w:rPr>
-      </w:pPr>
-      <w:r>
-        <w:rPr>
-          <w:color w:val="8496B0" w:themeColor="text2" w:themeTint="99"/>
-          <w:sz w:val="21"/>
+        </w:rPr>
+        <w:t>C7. Déployer une approche Green IT et Low-tech,</w:t>
+      </w:r>
+    </w:p>
+    <w:p>
+      <w:pPr>
+        <w:jc w:val="both"/>
+      </w:pPr>
+      <w:r>
+        <w:t>La solution proposée</w:t>
+      </w:r>
+      <w:r>
+        <w:t xml:space="preserve"> présente une infrastructure peu consommatrice en ressources :</w:t>
+      </w:r>
+    </w:p>
+    <w:p>
+      <w:pPr>
+        <w:pStyle w:val="Paragraphedeliste"/>
+        <w:numPr>
+          <w:ilvl w:val="0"/>
+          <w:numId w:val="5"/>
+        </w:numPr>
+        <w:jc w:val="both"/>
+      </w:pPr>
+      <w:r>
+        <w:t xml:space="preserve">Docker permet de limiter au minimum ce qui est nécessaire aux différents environnements (Spark, </w:t>
+      </w:r>
+      <w:proofErr w:type="spellStart"/>
+      <w:r>
+        <w:t>Airflow</w:t>
+      </w:r>
+      <w:proofErr w:type="spellEnd"/>
+      <w:r>
+        <w:t xml:space="preserve">, </w:t>
+      </w:r>
+      <w:proofErr w:type="spellStart"/>
+      <w:r>
+        <w:t>Postgres</w:t>
+      </w:r>
+      <w:proofErr w:type="spellEnd"/>
+      <w:r>
+        <w:t>)</w:t>
+      </w:r>
+    </w:p>
+    <w:p>
+      <w:pPr>
+        <w:pStyle w:val="Paragraphedeliste"/>
+        <w:numPr>
+          <w:ilvl w:val="0"/>
+          <w:numId w:val="5"/>
+        </w:numPr>
+        <w:jc w:val="both"/>
+      </w:pPr>
+      <w:r>
+        <w:t>Les traitements sont prévus pour fonctionner par batch chaque nuit, limitant ainsi la durée d’activation des différents environnements</w:t>
+      </w:r>
+    </w:p>
+    <w:p>
+      <w:pPr>
+        <w:pStyle w:val="Paragraphedeliste"/>
+        <w:numPr>
+          <w:ilvl w:val="0"/>
+          <w:numId w:val="5"/>
+        </w:numPr>
+        <w:jc w:val="both"/>
+      </w:pPr>
+      <w:r>
+        <w:t>Les données sont stockées dans un cloud externe (Azure), centralisant ainsi l’infrastructure nécessaire au stockage</w:t>
+      </w:r>
+      <w:r>
+        <w:t xml:space="preserve"> ce qui en permet l’optimisation des ressources</w:t>
+      </w:r>
+    </w:p>
+    <w:p>
+      <w:pPr>
+        <w:rPr>
+          <w:color w:val="000000" w:themeColor="text1"/>
+        </w:rPr>
+      </w:pPr>
+      <w:r>
+        <w:rPr>
+          <w:color w:val="000000" w:themeColor="text1"/>
+        </w:rPr>
+        <w:t>Evaluation :</w:t>
+      </w:r>
+    </w:p>
+    <w:p>
+      <w:r>
+        <w:rPr>
+          <w:color w:val="000000" w:themeColor="text1"/>
+        </w:rPr>
+        <w:t xml:space="preserve">- L’utilisation des ressources est minimisée et inclut la réduction de l'empreinte carbone des infrastructures IT, l'optimisation de l'efficacité énergétique des systèmes, et la mise en place de solutions </w:t>
+      </w:r>
+      <w:proofErr w:type="spellStart"/>
+      <w:r>
+        <w:rPr>
+          <w:color w:val="000000" w:themeColor="text1"/>
+        </w:rPr>
+        <w:t>low</w:t>
+      </w:r>
+      <w:proofErr w:type="spellEnd"/>
+      <w:r>
+        <w:rPr>
+          <w:color w:val="000000" w:themeColor="text1"/>
+        </w:rPr>
+        <w:t>-tech.</w:t>
+      </w:r>
+    </w:p>
+    <w:p>
+      <w:r>
+        <w:rPr>
+          <w:color w:val="000000" w:themeColor="text1"/>
+        </w:rPr>
+        <w:t>- Les valeurs clés de la RSE sont intégrées en prenant notamment appui sur les objectifs de développement durable de l’ONU.</w:t>
+      </w:r>
+    </w:p>
+    <w:p>
+      <w:pPr>
+        <w:rPr>
+          <w:color w:val="000000" w:themeColor="text1"/>
+        </w:rPr>
+      </w:pPr>
+      <w:r>
+        <w:rPr>
+          <w:color w:val="000000" w:themeColor="text1"/>
+        </w:rPr>
+        <w:t>- Des normes sur l’écoconception des services numériques sont introduites dans le projet de sécurité informatique.</w:t>
+      </w:r>
+    </w:p>
+    <w:p>
+      <w:pPr>
+        <w:pStyle w:val="Titre2"/>
+      </w:pPr>
+      <w:r>
+        <w:rPr>
           <w:highlight w:val="white"/>
         </w:rPr>
-        <w:lastRenderedPageBreak/>
-        <w:t>C5. Diagnostiquer la problématique, via une étude contextualisée de l’environnement interne et externe du client</w:t>
-      </w:r>
-    </w:p>
-    <w:p/>
-    <w:p/>
-    <w:p/>
-    <w:p/>
-    <w:p/>
-    <w:p/>
-    <w:p/>
-    <w:p/>
-    <w:p>
-      <w:pPr>
-        <w:rPr>
-          <w:u w:val="single"/>
-        </w:rPr>
-      </w:pPr>
-      <w:r>
-        <w:rPr>
-          <w:u w:val="single"/>
-        </w:rPr>
-        <w:t xml:space="preserve">Évaluation : </w:t>
-      </w:r>
-    </w:p>
-    <w:p>
-      <w:r>
-        <w:t>- Le diagnostic met en relation des éléments liés à son environnement interne et externe et permet de délimiter nettement une problématique ainsi qu’un niveau de solution à apporter. - Les contraintes opérationnelles, telles que la scalabilité, la performance et la sécurité, sont prises en compte dans l'analyse.</w:t>
-      </w:r>
-    </w:p>
-    <w:p>
-      <w:r>
-        <w:t>- Les opportunités dégagées répondent spécifiquement au contexte du client. Elles sont à la fois ambitieuses et atteignables (cela peut inclure l'adoption de nouvelles technologies, l'optimisation des processus, ou la réorganisation de l'architecture pour mieux répondre aux besoins stratégiques).</w:t>
-      </w:r>
-    </w:p>
-    <w:p>
-      <w:r>
-        <w:t>- Les obstacles et contraintes sont estimés dans leurs dimensions techniques et organisationnelles.</w:t>
-      </w:r>
-    </w:p>
-    <w:p>
-      <w:r>
-        <w:t>____________________________________________________________________________</w:t>
-      </w:r>
-    </w:p>
-    <w:p>
-      <w:pPr>
-        <w:rPr>
-          <w:color w:val="8496B0" w:themeColor="text2" w:themeTint="99"/>
-        </w:rPr>
-      </w:pPr>
-      <w:r>
-        <w:rPr>
-          <w:rFonts w:ascii="Arial" w:eastAsia="Arial" w:hAnsi="Arial" w:cs="Arial"/>
-          <w:color w:val="8496B0" w:themeColor="text2" w:themeTint="99"/>
-          <w:sz w:val="21"/>
-          <w:highlight w:val="white"/>
-        </w:rPr>
-        <w:t>C6. Définir une stratégie data et/ou IA et un plan d’action adaptés aux enjeux du client</w:t>
-      </w:r>
-    </w:p>
-    <w:p>
-      <w:pPr>
-        <w:rPr>
-          <w:color w:val="8496B0" w:themeColor="text2" w:themeTint="99"/>
-        </w:rPr>
-      </w:pPr>
-    </w:p>
-    <w:p>
-      <w:pPr>
-        <w:rPr>
-          <w:color w:val="8496B0" w:themeColor="text2" w:themeTint="99"/>
-        </w:rPr>
-      </w:pPr>
-    </w:p>
-    <w:p>
-      <w:pPr>
-        <w:rPr>
-          <w:color w:val="8496B0" w:themeColor="text2" w:themeTint="99"/>
-        </w:rPr>
-      </w:pPr>
-    </w:p>
-    <w:p>
-      <w:pPr>
-        <w:rPr>
-          <w:color w:val="8496B0" w:themeColor="text2" w:themeTint="99"/>
-        </w:rPr>
-      </w:pPr>
-    </w:p>
-    <w:p>
-      <w:pPr>
-        <w:rPr>
-          <w:color w:val="8496B0" w:themeColor="text2" w:themeTint="99"/>
-        </w:rPr>
-      </w:pPr>
-    </w:p>
-    <w:p>
-      <w:pPr>
-        <w:rPr>
-          <w:color w:val="8496B0" w:themeColor="text2" w:themeTint="99"/>
-        </w:rPr>
-      </w:pPr>
-    </w:p>
-    <w:p>
-      <w:pPr>
-        <w:rPr>
-          <w:u w:val="single"/>
-        </w:rPr>
-      </w:pPr>
-      <w:r>
-        <w:rPr>
-          <w:u w:val="single"/>
-        </w:rPr>
-        <w:t>Evaluation</w:t>
-      </w:r>
-    </w:p>
-    <w:p>
-      <w:pPr>
-        <w:rPr>
-          <w:color w:val="000000" w:themeColor="text1"/>
-        </w:rPr>
-      </w:pPr>
-      <w:r>
-        <w:rPr>
-          <w:color w:val="000000" w:themeColor="text1"/>
-        </w:rPr>
-        <w:t xml:space="preserve">- La stratégie de sécurisation de l'architecture des données est alignée sur la stratégie générale de l'entreprise ainsi que sur les besoins spécifiques des utilisateurs d'assurer que les structures de données et les modèles de données soutiennent efficacement les objectifs business et opérationnels. Une stratégie spécifique pour l'intégration de l'intelligence artificielle dans </w:t>
-      </w:r>
-      <w:r>
-        <w:rPr>
-          <w:color w:val="000000" w:themeColor="text1"/>
-        </w:rPr>
-        <w:lastRenderedPageBreak/>
-        <w:t>l'architecture des systèmes d'information est élaborée. Elle vise à maximiser l'exploitation des données pour générer des insights précis</w:t>
-      </w:r>
-    </w:p>
-    <w:p>
-      <w:pPr>
-        <w:rPr>
-          <w:color w:val="000000" w:themeColor="text1"/>
-        </w:rPr>
-      </w:pPr>
-      <w:proofErr w:type="gramStart"/>
-      <w:r>
-        <w:rPr>
-          <w:color w:val="000000" w:themeColor="text1"/>
-        </w:rPr>
-        <w:t>.-</w:t>
-      </w:r>
-      <w:proofErr w:type="gramEnd"/>
-      <w:r>
-        <w:rPr>
-          <w:color w:val="000000" w:themeColor="text1"/>
-        </w:rPr>
-        <w:t xml:space="preserve"> Les interventions sur l'architecture des données sont hiérarchisées, en utilisant une approche fondée sur une évaluation rigoureuse des risques associés aux différentes composantes des systèmes d'information. - Le plan d’actions est conçu pour être robuste et précis, tout en étant suffisamment flexible pour s'adapter aux changements dans l'environnement technologique et opérationnel de l'organisation. Ce plan doit intégrer des mesures préventives et correctives pour renforcer la sécurité des données. - Les objectifs de sécurité des données - intégrité, disponibilité et confidentialité - sont définis en tenant compte du cadre réglementaire applicable et des besoins précis du client pour que l'architecture de données soit conforme et sécurisée. - Les solutions de mitigation sont mises en </w:t>
-      </w:r>
-      <w:proofErr w:type="spellStart"/>
-      <w:r>
-        <w:rPr>
-          <w:color w:val="000000" w:themeColor="text1"/>
-        </w:rPr>
-        <w:t>oeuvre</w:t>
-      </w:r>
-      <w:proofErr w:type="spellEnd"/>
-      <w:r>
-        <w:rPr>
-          <w:color w:val="000000" w:themeColor="text1"/>
-        </w:rPr>
-        <w:t xml:space="preserve"> en collaboration avec les équipes IT et de sécurité, en respectant les délais et les budgets prévus. - Les recommandations fournies permettent aux équipes opérationnelles de se positionner par rapport aux niveaux de service attendus en termes de disponibilité, intégrité et confidentialité des systèmes d'information, avec une attention particulière sur l'architecture des données et son évolution.</w:t>
-      </w:r>
-    </w:p>
-    <w:p>
-      <w:pPr>
-        <w:rPr>
-          <w:color w:val="000000" w:themeColor="text1"/>
-        </w:rPr>
-      </w:pPr>
-      <w:r>
-        <w:rPr>
-          <w:color w:val="000000" w:themeColor="text1"/>
-        </w:rPr>
-        <w:t>____________________________________________________________________________</w:t>
-      </w:r>
-    </w:p>
-    <w:p>
-      <w:pPr>
-        <w:rPr>
-          <w:color w:val="8496B0" w:themeColor="text2" w:themeTint="99"/>
-        </w:rPr>
-      </w:pPr>
-      <w:r>
-        <w:rPr>
-          <w:rFonts w:ascii="Arial" w:eastAsia="Arial" w:hAnsi="Arial" w:cs="Arial"/>
-          <w:color w:val="8496B0" w:themeColor="text2" w:themeTint="99"/>
-          <w:sz w:val="21"/>
-          <w:highlight w:val="white"/>
-        </w:rPr>
-        <w:t>C7. Déployer une approche Green IT et Low-tech,</w:t>
-      </w:r>
-    </w:p>
-    <w:p>
-      <w:pPr>
-        <w:rPr>
-          <w:color w:val="8496B0" w:themeColor="text2" w:themeTint="99"/>
-        </w:rPr>
-      </w:pPr>
-    </w:p>
-    <w:p>
-      <w:pPr>
-        <w:rPr>
-          <w:color w:val="8496B0" w:themeColor="text2" w:themeTint="99"/>
-        </w:rPr>
-      </w:pPr>
-    </w:p>
-    <w:p>
-      <w:pPr>
-        <w:rPr>
-          <w:color w:val="8496B0" w:themeColor="text2" w:themeTint="99"/>
-        </w:rPr>
-      </w:pPr>
-    </w:p>
-    <w:p>
-      <w:pPr>
-        <w:rPr>
-          <w:color w:val="8496B0" w:themeColor="text2" w:themeTint="99"/>
-        </w:rPr>
-      </w:pPr>
-    </w:p>
-    <w:p>
-      <w:pPr>
-        <w:rPr>
-          <w:color w:val="8496B0" w:themeColor="text2" w:themeTint="99"/>
-        </w:rPr>
-      </w:pPr>
-    </w:p>
-    <w:p>
-      <w:pPr>
-        <w:rPr>
-          <w:color w:val="000000" w:themeColor="text1"/>
-        </w:rPr>
-      </w:pPr>
-      <w:r>
-        <w:rPr>
-          <w:color w:val="000000" w:themeColor="text1"/>
-        </w:rPr>
-        <w:t>Evaluation :</w:t>
-      </w:r>
-    </w:p>
-    <w:p>
-      <w:r>
-        <w:rPr>
-          <w:color w:val="000000" w:themeColor="text1"/>
-        </w:rPr>
-        <w:t xml:space="preserve">- L’utilisation des ressources est minimisée et inclut la réduction de l'empreinte carbone des infrastructures IT, l'optimisation de l'efficacité énergétique des systèmes, et la mise en place de solutions </w:t>
-      </w:r>
-      <w:proofErr w:type="spellStart"/>
-      <w:r>
-        <w:rPr>
-          <w:color w:val="000000" w:themeColor="text1"/>
-        </w:rPr>
-        <w:t>low</w:t>
-      </w:r>
-      <w:proofErr w:type="spellEnd"/>
-      <w:r>
-        <w:rPr>
-          <w:color w:val="000000" w:themeColor="text1"/>
-        </w:rPr>
-        <w:t>-tech.</w:t>
-      </w:r>
-    </w:p>
-    <w:p>
-      <w:r>
-        <w:rPr>
-          <w:color w:val="000000" w:themeColor="text1"/>
-        </w:rPr>
-        <w:t>- Les valeurs clés de la RSE sont intégrées en prenant notamment appui sur les objectifs de développement durable de l’ONU.</w:t>
-      </w:r>
-    </w:p>
-    <w:p>
-      <w:pPr>
-        <w:rPr>
-          <w:color w:val="000000" w:themeColor="text1"/>
-        </w:rPr>
-      </w:pPr>
-      <w:r>
-        <w:rPr>
-          <w:color w:val="000000" w:themeColor="text1"/>
-        </w:rPr>
-        <w:t>- Des normes sur l’écoconception des services numériques sont introduites dans le projet de sécurité informatique.</w:t>
-      </w:r>
-    </w:p>
-    <w:p>
-      <w:pPr>
-        <w:rPr>
-          <w:color w:val="000000" w:themeColor="text1"/>
-        </w:rPr>
-      </w:pPr>
-      <w:r>
-        <w:rPr>
-          <w:color w:val="000000" w:themeColor="text1"/>
-        </w:rPr>
-        <w:t>____________________________________________________________________________</w:t>
-      </w:r>
-    </w:p>
-    <w:p>
-      <w:pPr>
-        <w:rPr>
-          <w:color w:val="8496B0" w:themeColor="text2" w:themeTint="99"/>
-        </w:rPr>
-      </w:pPr>
-      <w:r>
-        <w:rPr>
-          <w:rFonts w:ascii="Arial" w:eastAsia="Arial" w:hAnsi="Arial" w:cs="Arial"/>
-          <w:color w:val="8496B0" w:themeColor="text2" w:themeTint="99"/>
-          <w:sz w:val="21"/>
-          <w:highlight w:val="white"/>
-        </w:rPr>
         <w:t>C8. Présenter la solution informatique proposée</w:t>
       </w:r>
     </w:p>
     <w:p>
       <w:pPr>
-        <w:rPr>
-          <w:color w:val="8496B0" w:themeColor="text2" w:themeTint="99"/>
-        </w:rPr>
-      </w:pPr>
-    </w:p>
-    <w:p>
-      <w:pPr>
-        <w:rPr>
-          <w:color w:val="8496B0" w:themeColor="text2" w:themeTint="99"/>
-        </w:rPr>
-      </w:pPr>
-    </w:p>
-    <w:p>
-      <w:pPr>
-        <w:rPr>
-          <w:color w:val="8496B0" w:themeColor="text2" w:themeTint="99"/>
-        </w:rPr>
-      </w:pPr>
-    </w:p>
-    <w:p>
-      <w:pPr>
-        <w:rPr>
-          <w:color w:val="8496B0" w:themeColor="text2" w:themeTint="99"/>
-        </w:rPr>
-      </w:pPr>
-    </w:p>
-    <w:p>
-      <w:pPr>
-        <w:rPr>
-          <w:color w:val="8496B0" w:themeColor="text2" w:themeTint="99"/>
-        </w:rPr>
-      </w:pPr>
+        <w:jc w:val="both"/>
+      </w:pPr>
+      <w:r>
+        <w:t>La solution se</w:t>
+      </w:r>
+      <w:r>
+        <w:t>ra présentée au Comité de Direction, le support de présentation sera associé au projet.</w:t>
+      </w:r>
     </w:p>
     <w:p>
       <w:r>
@@ -551,21 +934,11 @@
       </w:r>
     </w:p>
     <w:p>
-      <w:r>
-        <w:t>____________________________________________________________________________</w:t>
-      </w:r>
-    </w:p>
-    <w:p>
-      <w:pPr>
-        <w:rPr>
-          <w:color w:val="8496B0" w:themeColor="text2" w:themeTint="99"/>
-        </w:rPr>
-      </w:pPr>
-      <w:r>
-        <w:rPr>
-          <w:rFonts w:ascii="Arial" w:eastAsia="Arial" w:hAnsi="Arial" w:cs="Arial"/>
-          <w:color w:val="8496B0" w:themeColor="text2" w:themeTint="99"/>
-          <w:sz w:val="21"/>
+      <w:pPr>
+        <w:pStyle w:val="Titre2"/>
+      </w:pPr>
+      <w:r>
+        <w:rPr>
           <w:highlight w:val="white"/>
         </w:rPr>
         <w:t>C10. Rédiger les spécifications techniques, à partir des besoins identifiés</w:t>
@@ -1927,6 +2300,591 @@
     </w:p>
   </w:footnote>
 </w:footnotes>
+</file>
+
+<file path=word/numbering.xml><?xml version="1.0" encoding="utf-8"?>
+<w:numbering xmlns:wpc="http://schemas.microsoft.com/office/word/2010/wordprocessingCanvas" xmlns:cx="http://schemas.microsoft.com/office/drawing/2014/chartex" xmlns:cx1="http://schemas.microsoft.com/office/drawing/2015/9/8/chartex" xmlns:cx2="http://schemas.microsoft.com/office/drawing/2015/10/21/chartex" xmlns:cx3="http://schemas.microsoft.com/office/drawing/2016/5/9/chartex" xmlns:cx4="http://schemas.microsoft.com/office/drawing/2016/5/10/chartex" xmlns:cx5="http://schemas.microsoft.com/office/drawing/2016/5/11/chartex" xmlns:cx6="http://schemas.microsoft.com/office/drawing/2016/5/12/chartex" xmlns:cx7="http://schemas.microsoft.com/office/drawing/2016/5/13/chartex" xmlns:cx8="http://schemas.microsoft.com/office/drawing/2016/5/14/chartex" xmlns:mc="http://schemas.openxmlformats.org/markup-compatibility/2006" xmlns:aink="http://schemas.microsoft.com/office/drawing/2016/ink" xmlns:am3d="http://schemas.microsoft.com/office/drawing/2017/model3d" xmlns:o="urn:schemas-microsoft-com:office:office" xmlns:oel="http://schemas.microsoft.com/office/2019/extlst" xmlns:r="http://schemas.openxmlformats.org/officeDocument/2006/relationships" xmlns:m="http://schemas.openxmlformats.org/officeDocument/2006/math" xmlns:v="urn:schemas-microsoft-com:vml" xmlns:wp14="http://schemas.microsoft.com/office/word/2010/wordprocessingDrawing" xmlns:wp="http://schemas.openxmlformats.org/drawingml/2006/wordprocessingDrawing" xmlns:w10="urn:schemas-microsoft-com:office:word" xmlns:w="http://schemas.openxmlformats.org/wordprocessingml/2006/main" xmlns:w14="http://schemas.microsoft.com/office/word/2010/wordml" xmlns:w15="http://schemas.microsoft.com/office/word/2012/wordml" xmlns:w16cex="http://schemas.microsoft.com/office/word/2018/wordml/cex" xmlns:w16cid="http://schemas.microsoft.com/office/word/2016/wordml/cid" xmlns:w16="http://schemas.microsoft.com/office/word/2018/wordml" xmlns:w16du="http://schemas.microsoft.com/office/word/2023/wordml/word16du" xmlns:w16sdtdh="http://schemas.microsoft.com/office/word/2020/wordml/sdtdatahash" xmlns:w16sdtfl="http://schemas.microsoft.com/office/word/2024/wordml/sdtformatlock" xmlns:w16se="http://schemas.microsoft.com/office/word/2015/wordml/symex" xmlns:wpg="http://schemas.microsoft.com/office/word/2010/wordprocessingGroup" xmlns:wpi="http://schemas.microsoft.com/office/word/2010/wordprocessingInk" xmlns:wne="http://schemas.microsoft.com/office/word/2006/wordml" xmlns:wps="http://schemas.microsoft.com/office/word/2010/wordprocessingShape" mc:Ignorable="w14 w15 w16se w16cid w16 w16cex w16sdtdh w16sdtfl w16du wp14">
+  <w:abstractNum w:abstractNumId="0" w15:restartNumberingAfterBreak="0">
+    <w:nsid w:val="127D0665"/>
+    <w:multiLevelType w:val="hybridMultilevel"/>
+    <w:tmpl w:val="F0D249F8"/>
+    <w:lvl w:ilvl="0" w:tplc="040C0001">
+      <w:start w:val="1"/>
+      <w:numFmt w:val="bullet"/>
+      <w:lvlText w:val=""/>
+      <w:lvlJc w:val="left"/>
+      <w:pPr>
+        <w:ind w:left="720" w:hanging="360"/>
+      </w:pPr>
+      <w:rPr>
+        <w:rFonts w:ascii="Symbol" w:hAnsi="Symbol" w:hint="default"/>
+      </w:rPr>
+    </w:lvl>
+    <w:lvl w:ilvl="1" w:tplc="040C0003" w:tentative="1">
+      <w:start w:val="1"/>
+      <w:numFmt w:val="bullet"/>
+      <w:lvlText w:val="o"/>
+      <w:lvlJc w:val="left"/>
+      <w:pPr>
+        <w:ind w:left="1440" w:hanging="360"/>
+      </w:pPr>
+      <w:rPr>
+        <w:rFonts w:ascii="Courier New" w:hAnsi="Courier New" w:cs="Courier New" w:hint="default"/>
+      </w:rPr>
+    </w:lvl>
+    <w:lvl w:ilvl="2" w:tplc="040C0005" w:tentative="1">
+      <w:start w:val="1"/>
+      <w:numFmt w:val="bullet"/>
+      <w:lvlText w:val=""/>
+      <w:lvlJc w:val="left"/>
+      <w:pPr>
+        <w:ind w:left="2160" w:hanging="360"/>
+      </w:pPr>
+      <w:rPr>
+        <w:rFonts w:ascii="Wingdings" w:hAnsi="Wingdings" w:hint="default"/>
+      </w:rPr>
+    </w:lvl>
+    <w:lvl w:ilvl="3" w:tplc="040C0001" w:tentative="1">
+      <w:start w:val="1"/>
+      <w:numFmt w:val="bullet"/>
+      <w:lvlText w:val=""/>
+      <w:lvlJc w:val="left"/>
+      <w:pPr>
+        <w:ind w:left="2880" w:hanging="360"/>
+      </w:pPr>
+      <w:rPr>
+        <w:rFonts w:ascii="Symbol" w:hAnsi="Symbol" w:hint="default"/>
+      </w:rPr>
+    </w:lvl>
+    <w:lvl w:ilvl="4" w:tplc="040C0003" w:tentative="1">
+      <w:start w:val="1"/>
+      <w:numFmt w:val="bullet"/>
+      <w:lvlText w:val="o"/>
+      <w:lvlJc w:val="left"/>
+      <w:pPr>
+        <w:ind w:left="3600" w:hanging="360"/>
+      </w:pPr>
+      <w:rPr>
+        <w:rFonts w:ascii="Courier New" w:hAnsi="Courier New" w:cs="Courier New" w:hint="default"/>
+      </w:rPr>
+    </w:lvl>
+    <w:lvl w:ilvl="5" w:tplc="040C0005" w:tentative="1">
+      <w:start w:val="1"/>
+      <w:numFmt w:val="bullet"/>
+      <w:lvlText w:val=""/>
+      <w:lvlJc w:val="left"/>
+      <w:pPr>
+        <w:ind w:left="4320" w:hanging="360"/>
+      </w:pPr>
+      <w:rPr>
+        <w:rFonts w:ascii="Wingdings" w:hAnsi="Wingdings" w:hint="default"/>
+      </w:rPr>
+    </w:lvl>
+    <w:lvl w:ilvl="6" w:tplc="040C0001" w:tentative="1">
+      <w:start w:val="1"/>
+      <w:numFmt w:val="bullet"/>
+      <w:lvlText w:val=""/>
+      <w:lvlJc w:val="left"/>
+      <w:pPr>
+        <w:ind w:left="5040" w:hanging="360"/>
+      </w:pPr>
+      <w:rPr>
+        <w:rFonts w:ascii="Symbol" w:hAnsi="Symbol" w:hint="default"/>
+      </w:rPr>
+    </w:lvl>
+    <w:lvl w:ilvl="7" w:tplc="040C0003" w:tentative="1">
+      <w:start w:val="1"/>
+      <w:numFmt w:val="bullet"/>
+      <w:lvlText w:val="o"/>
+      <w:lvlJc w:val="left"/>
+      <w:pPr>
+        <w:ind w:left="5760" w:hanging="360"/>
+      </w:pPr>
+      <w:rPr>
+        <w:rFonts w:ascii="Courier New" w:hAnsi="Courier New" w:cs="Courier New" w:hint="default"/>
+      </w:rPr>
+    </w:lvl>
+    <w:lvl w:ilvl="8" w:tplc="040C0005" w:tentative="1">
+      <w:start w:val="1"/>
+      <w:numFmt w:val="bullet"/>
+      <w:lvlText w:val=""/>
+      <w:lvlJc w:val="left"/>
+      <w:pPr>
+        <w:ind w:left="6480" w:hanging="360"/>
+      </w:pPr>
+      <w:rPr>
+        <w:rFonts w:ascii="Wingdings" w:hAnsi="Wingdings" w:hint="default"/>
+      </w:rPr>
+    </w:lvl>
+  </w:abstractNum>
+  <w:abstractNum w:abstractNumId="1" w15:restartNumberingAfterBreak="0">
+    <w:nsid w:val="1EFD086D"/>
+    <w:multiLevelType w:val="hybridMultilevel"/>
+    <w:tmpl w:val="BEE4C24A"/>
+    <w:lvl w:ilvl="0" w:tplc="040C0001">
+      <w:start w:val="1"/>
+      <w:numFmt w:val="bullet"/>
+      <w:lvlText w:val=""/>
+      <w:lvlJc w:val="left"/>
+      <w:pPr>
+        <w:ind w:left="720" w:hanging="360"/>
+      </w:pPr>
+      <w:rPr>
+        <w:rFonts w:ascii="Symbol" w:hAnsi="Symbol" w:hint="default"/>
+      </w:rPr>
+    </w:lvl>
+    <w:lvl w:ilvl="1" w:tplc="040C0003" w:tentative="1">
+      <w:start w:val="1"/>
+      <w:numFmt w:val="bullet"/>
+      <w:lvlText w:val="o"/>
+      <w:lvlJc w:val="left"/>
+      <w:pPr>
+        <w:ind w:left="1440" w:hanging="360"/>
+      </w:pPr>
+      <w:rPr>
+        <w:rFonts w:ascii="Courier New" w:hAnsi="Courier New" w:cs="Courier New" w:hint="default"/>
+      </w:rPr>
+    </w:lvl>
+    <w:lvl w:ilvl="2" w:tplc="040C0005" w:tentative="1">
+      <w:start w:val="1"/>
+      <w:numFmt w:val="bullet"/>
+      <w:lvlText w:val=""/>
+      <w:lvlJc w:val="left"/>
+      <w:pPr>
+        <w:ind w:left="2160" w:hanging="360"/>
+      </w:pPr>
+      <w:rPr>
+        <w:rFonts w:ascii="Wingdings" w:hAnsi="Wingdings" w:hint="default"/>
+      </w:rPr>
+    </w:lvl>
+    <w:lvl w:ilvl="3" w:tplc="040C0001" w:tentative="1">
+      <w:start w:val="1"/>
+      <w:numFmt w:val="bullet"/>
+      <w:lvlText w:val=""/>
+      <w:lvlJc w:val="left"/>
+      <w:pPr>
+        <w:ind w:left="2880" w:hanging="360"/>
+      </w:pPr>
+      <w:rPr>
+        <w:rFonts w:ascii="Symbol" w:hAnsi="Symbol" w:hint="default"/>
+      </w:rPr>
+    </w:lvl>
+    <w:lvl w:ilvl="4" w:tplc="040C0003" w:tentative="1">
+      <w:start w:val="1"/>
+      <w:numFmt w:val="bullet"/>
+      <w:lvlText w:val="o"/>
+      <w:lvlJc w:val="left"/>
+      <w:pPr>
+        <w:ind w:left="3600" w:hanging="360"/>
+      </w:pPr>
+      <w:rPr>
+        <w:rFonts w:ascii="Courier New" w:hAnsi="Courier New" w:cs="Courier New" w:hint="default"/>
+      </w:rPr>
+    </w:lvl>
+    <w:lvl w:ilvl="5" w:tplc="040C0005" w:tentative="1">
+      <w:start w:val="1"/>
+      <w:numFmt w:val="bullet"/>
+      <w:lvlText w:val=""/>
+      <w:lvlJc w:val="left"/>
+      <w:pPr>
+        <w:ind w:left="4320" w:hanging="360"/>
+      </w:pPr>
+      <w:rPr>
+        <w:rFonts w:ascii="Wingdings" w:hAnsi="Wingdings" w:hint="default"/>
+      </w:rPr>
+    </w:lvl>
+    <w:lvl w:ilvl="6" w:tplc="040C0001" w:tentative="1">
+      <w:start w:val="1"/>
+      <w:numFmt w:val="bullet"/>
+      <w:lvlText w:val=""/>
+      <w:lvlJc w:val="left"/>
+      <w:pPr>
+        <w:ind w:left="5040" w:hanging="360"/>
+      </w:pPr>
+      <w:rPr>
+        <w:rFonts w:ascii="Symbol" w:hAnsi="Symbol" w:hint="default"/>
+      </w:rPr>
+    </w:lvl>
+    <w:lvl w:ilvl="7" w:tplc="040C0003" w:tentative="1">
+      <w:start w:val="1"/>
+      <w:numFmt w:val="bullet"/>
+      <w:lvlText w:val="o"/>
+      <w:lvlJc w:val="left"/>
+      <w:pPr>
+        <w:ind w:left="5760" w:hanging="360"/>
+      </w:pPr>
+      <w:rPr>
+        <w:rFonts w:ascii="Courier New" w:hAnsi="Courier New" w:cs="Courier New" w:hint="default"/>
+      </w:rPr>
+    </w:lvl>
+    <w:lvl w:ilvl="8" w:tplc="040C0005" w:tentative="1">
+      <w:start w:val="1"/>
+      <w:numFmt w:val="bullet"/>
+      <w:lvlText w:val=""/>
+      <w:lvlJc w:val="left"/>
+      <w:pPr>
+        <w:ind w:left="6480" w:hanging="360"/>
+      </w:pPr>
+      <w:rPr>
+        <w:rFonts w:ascii="Wingdings" w:hAnsi="Wingdings" w:hint="default"/>
+      </w:rPr>
+    </w:lvl>
+  </w:abstractNum>
+  <w:abstractNum w:abstractNumId="2" w15:restartNumberingAfterBreak="0">
+    <w:nsid w:val="23151E2D"/>
+    <w:multiLevelType w:val="hybridMultilevel"/>
+    <w:tmpl w:val="A8A8A3B2"/>
+    <w:lvl w:ilvl="0" w:tplc="040C0001">
+      <w:start w:val="1"/>
+      <w:numFmt w:val="bullet"/>
+      <w:lvlText w:val=""/>
+      <w:lvlJc w:val="left"/>
+      <w:pPr>
+        <w:ind w:left="720" w:hanging="360"/>
+      </w:pPr>
+      <w:rPr>
+        <w:rFonts w:ascii="Symbol" w:hAnsi="Symbol" w:hint="default"/>
+      </w:rPr>
+    </w:lvl>
+    <w:lvl w:ilvl="1" w:tplc="040C0003" w:tentative="1">
+      <w:start w:val="1"/>
+      <w:numFmt w:val="bullet"/>
+      <w:lvlText w:val="o"/>
+      <w:lvlJc w:val="left"/>
+      <w:pPr>
+        <w:ind w:left="1440" w:hanging="360"/>
+      </w:pPr>
+      <w:rPr>
+        <w:rFonts w:ascii="Courier New" w:hAnsi="Courier New" w:cs="Courier New" w:hint="default"/>
+      </w:rPr>
+    </w:lvl>
+    <w:lvl w:ilvl="2" w:tplc="040C0005" w:tentative="1">
+      <w:start w:val="1"/>
+      <w:numFmt w:val="bullet"/>
+      <w:lvlText w:val=""/>
+      <w:lvlJc w:val="left"/>
+      <w:pPr>
+        <w:ind w:left="2160" w:hanging="360"/>
+      </w:pPr>
+      <w:rPr>
+        <w:rFonts w:ascii="Wingdings" w:hAnsi="Wingdings" w:hint="default"/>
+      </w:rPr>
+    </w:lvl>
+    <w:lvl w:ilvl="3" w:tplc="040C0001" w:tentative="1">
+      <w:start w:val="1"/>
+      <w:numFmt w:val="bullet"/>
+      <w:lvlText w:val=""/>
+      <w:lvlJc w:val="left"/>
+      <w:pPr>
+        <w:ind w:left="2880" w:hanging="360"/>
+      </w:pPr>
+      <w:rPr>
+        <w:rFonts w:ascii="Symbol" w:hAnsi="Symbol" w:hint="default"/>
+      </w:rPr>
+    </w:lvl>
+    <w:lvl w:ilvl="4" w:tplc="040C0003" w:tentative="1">
+      <w:start w:val="1"/>
+      <w:numFmt w:val="bullet"/>
+      <w:lvlText w:val="o"/>
+      <w:lvlJc w:val="left"/>
+      <w:pPr>
+        <w:ind w:left="3600" w:hanging="360"/>
+      </w:pPr>
+      <w:rPr>
+        <w:rFonts w:ascii="Courier New" w:hAnsi="Courier New" w:cs="Courier New" w:hint="default"/>
+      </w:rPr>
+    </w:lvl>
+    <w:lvl w:ilvl="5" w:tplc="040C0005" w:tentative="1">
+      <w:start w:val="1"/>
+      <w:numFmt w:val="bullet"/>
+      <w:lvlText w:val=""/>
+      <w:lvlJc w:val="left"/>
+      <w:pPr>
+        <w:ind w:left="4320" w:hanging="360"/>
+      </w:pPr>
+      <w:rPr>
+        <w:rFonts w:ascii="Wingdings" w:hAnsi="Wingdings" w:hint="default"/>
+      </w:rPr>
+    </w:lvl>
+    <w:lvl w:ilvl="6" w:tplc="040C0001" w:tentative="1">
+      <w:start w:val="1"/>
+      <w:numFmt w:val="bullet"/>
+      <w:lvlText w:val=""/>
+      <w:lvlJc w:val="left"/>
+      <w:pPr>
+        <w:ind w:left="5040" w:hanging="360"/>
+      </w:pPr>
+      <w:rPr>
+        <w:rFonts w:ascii="Symbol" w:hAnsi="Symbol" w:hint="default"/>
+      </w:rPr>
+    </w:lvl>
+    <w:lvl w:ilvl="7" w:tplc="040C0003" w:tentative="1">
+      <w:start w:val="1"/>
+      <w:numFmt w:val="bullet"/>
+      <w:lvlText w:val="o"/>
+      <w:lvlJc w:val="left"/>
+      <w:pPr>
+        <w:ind w:left="5760" w:hanging="360"/>
+      </w:pPr>
+      <w:rPr>
+        <w:rFonts w:ascii="Courier New" w:hAnsi="Courier New" w:cs="Courier New" w:hint="default"/>
+      </w:rPr>
+    </w:lvl>
+    <w:lvl w:ilvl="8" w:tplc="040C0005" w:tentative="1">
+      <w:start w:val="1"/>
+      <w:numFmt w:val="bullet"/>
+      <w:lvlText w:val=""/>
+      <w:lvlJc w:val="left"/>
+      <w:pPr>
+        <w:ind w:left="6480" w:hanging="360"/>
+      </w:pPr>
+      <w:rPr>
+        <w:rFonts w:ascii="Wingdings" w:hAnsi="Wingdings" w:hint="default"/>
+      </w:rPr>
+    </w:lvl>
+  </w:abstractNum>
+  <w:abstractNum w:abstractNumId="3" w15:restartNumberingAfterBreak="0">
+    <w:nsid w:val="27D97C93"/>
+    <w:multiLevelType w:val="hybridMultilevel"/>
+    <w:tmpl w:val="A9E40886"/>
+    <w:lvl w:ilvl="0" w:tplc="040C0001">
+      <w:start w:val="1"/>
+      <w:numFmt w:val="bullet"/>
+      <w:lvlText w:val=""/>
+      <w:lvlJc w:val="left"/>
+      <w:pPr>
+        <w:ind w:left="720" w:hanging="360"/>
+      </w:pPr>
+      <w:rPr>
+        <w:rFonts w:ascii="Symbol" w:hAnsi="Symbol" w:hint="default"/>
+      </w:rPr>
+    </w:lvl>
+    <w:lvl w:ilvl="1" w:tplc="040C0003" w:tentative="1">
+      <w:start w:val="1"/>
+      <w:numFmt w:val="bullet"/>
+      <w:lvlText w:val="o"/>
+      <w:lvlJc w:val="left"/>
+      <w:pPr>
+        <w:ind w:left="1440" w:hanging="360"/>
+      </w:pPr>
+      <w:rPr>
+        <w:rFonts w:ascii="Courier New" w:hAnsi="Courier New" w:cs="Courier New" w:hint="default"/>
+      </w:rPr>
+    </w:lvl>
+    <w:lvl w:ilvl="2" w:tplc="040C0005" w:tentative="1">
+      <w:start w:val="1"/>
+      <w:numFmt w:val="bullet"/>
+      <w:lvlText w:val=""/>
+      <w:lvlJc w:val="left"/>
+      <w:pPr>
+        <w:ind w:left="2160" w:hanging="360"/>
+      </w:pPr>
+      <w:rPr>
+        <w:rFonts w:ascii="Wingdings" w:hAnsi="Wingdings" w:hint="default"/>
+      </w:rPr>
+    </w:lvl>
+    <w:lvl w:ilvl="3" w:tplc="040C0001" w:tentative="1">
+      <w:start w:val="1"/>
+      <w:numFmt w:val="bullet"/>
+      <w:lvlText w:val=""/>
+      <w:lvlJc w:val="left"/>
+      <w:pPr>
+        <w:ind w:left="2880" w:hanging="360"/>
+      </w:pPr>
+      <w:rPr>
+        <w:rFonts w:ascii="Symbol" w:hAnsi="Symbol" w:hint="default"/>
+      </w:rPr>
+    </w:lvl>
+    <w:lvl w:ilvl="4" w:tplc="040C0003" w:tentative="1">
+      <w:start w:val="1"/>
+      <w:numFmt w:val="bullet"/>
+      <w:lvlText w:val="o"/>
+      <w:lvlJc w:val="left"/>
+      <w:pPr>
+        <w:ind w:left="3600" w:hanging="360"/>
+      </w:pPr>
+      <w:rPr>
+        <w:rFonts w:ascii="Courier New" w:hAnsi="Courier New" w:cs="Courier New" w:hint="default"/>
+      </w:rPr>
+    </w:lvl>
+    <w:lvl w:ilvl="5" w:tplc="040C0005" w:tentative="1">
+      <w:start w:val="1"/>
+      <w:numFmt w:val="bullet"/>
+      <w:lvlText w:val=""/>
+      <w:lvlJc w:val="left"/>
+      <w:pPr>
+        <w:ind w:left="4320" w:hanging="360"/>
+      </w:pPr>
+      <w:rPr>
+        <w:rFonts w:ascii="Wingdings" w:hAnsi="Wingdings" w:hint="default"/>
+      </w:rPr>
+    </w:lvl>
+    <w:lvl w:ilvl="6" w:tplc="040C0001" w:tentative="1">
+      <w:start w:val="1"/>
+      <w:numFmt w:val="bullet"/>
+      <w:lvlText w:val=""/>
+      <w:lvlJc w:val="left"/>
+      <w:pPr>
+        <w:ind w:left="5040" w:hanging="360"/>
+      </w:pPr>
+      <w:rPr>
+        <w:rFonts w:ascii="Symbol" w:hAnsi="Symbol" w:hint="default"/>
+      </w:rPr>
+    </w:lvl>
+    <w:lvl w:ilvl="7" w:tplc="040C0003" w:tentative="1">
+      <w:start w:val="1"/>
+      <w:numFmt w:val="bullet"/>
+      <w:lvlText w:val="o"/>
+      <w:lvlJc w:val="left"/>
+      <w:pPr>
+        <w:ind w:left="5760" w:hanging="360"/>
+      </w:pPr>
+      <w:rPr>
+        <w:rFonts w:ascii="Courier New" w:hAnsi="Courier New" w:cs="Courier New" w:hint="default"/>
+      </w:rPr>
+    </w:lvl>
+    <w:lvl w:ilvl="8" w:tplc="040C0005" w:tentative="1">
+      <w:start w:val="1"/>
+      <w:numFmt w:val="bullet"/>
+      <w:lvlText w:val=""/>
+      <w:lvlJc w:val="left"/>
+      <w:pPr>
+        <w:ind w:left="6480" w:hanging="360"/>
+      </w:pPr>
+      <w:rPr>
+        <w:rFonts w:ascii="Wingdings" w:hAnsi="Wingdings" w:hint="default"/>
+      </w:rPr>
+    </w:lvl>
+  </w:abstractNum>
+  <w:abstractNum w:abstractNumId="4" w15:restartNumberingAfterBreak="0">
+    <w:nsid w:val="7C5170C9"/>
+    <w:multiLevelType w:val="hybridMultilevel"/>
+    <w:tmpl w:val="32C04472"/>
+    <w:lvl w:ilvl="0" w:tplc="040C0001">
+      <w:start w:val="1"/>
+      <w:numFmt w:val="bullet"/>
+      <w:lvlText w:val=""/>
+      <w:lvlJc w:val="left"/>
+      <w:pPr>
+        <w:ind w:left="720" w:hanging="360"/>
+      </w:pPr>
+      <w:rPr>
+        <w:rFonts w:ascii="Symbol" w:hAnsi="Symbol" w:hint="default"/>
+      </w:rPr>
+    </w:lvl>
+    <w:lvl w:ilvl="1" w:tplc="040C0003" w:tentative="1">
+      <w:start w:val="1"/>
+      <w:numFmt w:val="bullet"/>
+      <w:lvlText w:val="o"/>
+      <w:lvlJc w:val="left"/>
+      <w:pPr>
+        <w:ind w:left="1440" w:hanging="360"/>
+      </w:pPr>
+      <w:rPr>
+        <w:rFonts w:ascii="Courier New" w:hAnsi="Courier New" w:cs="Courier New" w:hint="default"/>
+      </w:rPr>
+    </w:lvl>
+    <w:lvl w:ilvl="2" w:tplc="040C0005" w:tentative="1">
+      <w:start w:val="1"/>
+      <w:numFmt w:val="bullet"/>
+      <w:lvlText w:val=""/>
+      <w:lvlJc w:val="left"/>
+      <w:pPr>
+        <w:ind w:left="2160" w:hanging="360"/>
+      </w:pPr>
+      <w:rPr>
+        <w:rFonts w:ascii="Wingdings" w:hAnsi="Wingdings" w:hint="default"/>
+      </w:rPr>
+    </w:lvl>
+    <w:lvl w:ilvl="3" w:tplc="040C0001" w:tentative="1">
+      <w:start w:val="1"/>
+      <w:numFmt w:val="bullet"/>
+      <w:lvlText w:val=""/>
+      <w:lvlJc w:val="left"/>
+      <w:pPr>
+        <w:ind w:left="2880" w:hanging="360"/>
+      </w:pPr>
+      <w:rPr>
+        <w:rFonts w:ascii="Symbol" w:hAnsi="Symbol" w:hint="default"/>
+      </w:rPr>
+    </w:lvl>
+    <w:lvl w:ilvl="4" w:tplc="040C0003" w:tentative="1">
+      <w:start w:val="1"/>
+      <w:numFmt w:val="bullet"/>
+      <w:lvlText w:val="o"/>
+      <w:lvlJc w:val="left"/>
+      <w:pPr>
+        <w:ind w:left="3600" w:hanging="360"/>
+      </w:pPr>
+      <w:rPr>
+        <w:rFonts w:ascii="Courier New" w:hAnsi="Courier New" w:cs="Courier New" w:hint="default"/>
+      </w:rPr>
+    </w:lvl>
+    <w:lvl w:ilvl="5" w:tplc="040C0005" w:tentative="1">
+      <w:start w:val="1"/>
+      <w:numFmt w:val="bullet"/>
+      <w:lvlText w:val=""/>
+      <w:lvlJc w:val="left"/>
+      <w:pPr>
+        <w:ind w:left="4320" w:hanging="360"/>
+      </w:pPr>
+      <w:rPr>
+        <w:rFonts w:ascii="Wingdings" w:hAnsi="Wingdings" w:hint="default"/>
+      </w:rPr>
+    </w:lvl>
+    <w:lvl w:ilvl="6" w:tplc="040C0001" w:tentative="1">
+      <w:start w:val="1"/>
+      <w:numFmt w:val="bullet"/>
+      <w:lvlText w:val=""/>
+      <w:lvlJc w:val="left"/>
+      <w:pPr>
+        <w:ind w:left="5040" w:hanging="360"/>
+      </w:pPr>
+      <w:rPr>
+        <w:rFonts w:ascii="Symbol" w:hAnsi="Symbol" w:hint="default"/>
+      </w:rPr>
+    </w:lvl>
+    <w:lvl w:ilvl="7" w:tplc="040C0003" w:tentative="1">
+      <w:start w:val="1"/>
+      <w:numFmt w:val="bullet"/>
+      <w:lvlText w:val="o"/>
+      <w:lvlJc w:val="left"/>
+      <w:pPr>
+        <w:ind w:left="5760" w:hanging="360"/>
+      </w:pPr>
+      <w:rPr>
+        <w:rFonts w:ascii="Courier New" w:hAnsi="Courier New" w:cs="Courier New" w:hint="default"/>
+      </w:rPr>
+    </w:lvl>
+    <w:lvl w:ilvl="8" w:tplc="040C0005" w:tentative="1">
+      <w:start w:val="1"/>
+      <w:numFmt w:val="bullet"/>
+      <w:lvlText w:val=""/>
+      <w:lvlJc w:val="left"/>
+      <w:pPr>
+        <w:ind w:left="6480" w:hanging="360"/>
+      </w:pPr>
+      <w:rPr>
+        <w:rFonts w:ascii="Wingdings" w:hAnsi="Wingdings" w:hint="default"/>
+      </w:rPr>
+    </w:lvl>
+  </w:abstractNum>
+  <w:num w:numId="1" w16cid:durableId="298345999">
+    <w:abstractNumId w:val="3"/>
+  </w:num>
+  <w:num w:numId="2" w16cid:durableId="1556310789">
+    <w:abstractNumId w:val="4"/>
+  </w:num>
+  <w:num w:numId="3" w16cid:durableId="423766729">
+    <w:abstractNumId w:val="1"/>
+  </w:num>
+  <w:num w:numId="4" w16cid:durableId="780685037">
+    <w:abstractNumId w:val="0"/>
+  </w:num>
+  <w:num w:numId="5" w16cid:durableId="810753786">
+    <w:abstractNumId w:val="2"/>
+  </w:num>
+</w:numbering>
 </file>
 
 <file path=word/styles.xml><?xml version="1.0" encoding="utf-8"?>
@@ -2515,7 +3473,6 @@
   <w:style w:type="character" w:default="1" w:styleId="Policepardfaut">
     <w:name w:val="Default Paragraph Font"/>
     <w:uiPriority w:val="1"/>
-    <w:semiHidden/>
     <w:unhideWhenUsed/>
   </w:style>
   <w:style w:type="table" w:default="1" w:styleId="TableauNormal">
@@ -14022,6 +14979,18 @@
       <w:ind w:left="720"/>
       <w:contextualSpacing/>
     </w:pPr>
+  </w:style>
+  <w:style w:type="character" w:styleId="Mentionnonrsolue">
+    <w:name w:val="Unresolved Mention"/>
+    <w:basedOn w:val="Policepardfaut"/>
+    <w:uiPriority w:val="99"/>
+    <w:semiHidden/>
+    <w:unhideWhenUsed/>
+    <w:rsid w:val="001E7010"/>
+    <w:rPr>
+      <w:color w:val="605E5C"/>
+      <w:shd w:val="clear" w:color="auto" w:fill="E1DFDD"/>
+    </w:rPr>
   </w:style>
 </w:styles>
 </file>
